--- a/FOL 2º/OCTAVA_ACTIVIDAD_EVALUABLE_RICARDO_BAUTISTA_DIAZ.docx
+++ b/FOL 2º/OCTAVA_ACTIVIDAD_EVALUABLE_RICARDO_BAUTISTA_DIAZ.docx
@@ -128,6 +128,15 @@
     </w:p>
     <w:sdt>
       <w:sdtPr>
+        <w:rPr>
+          <w:rFonts w:asciiTheme="minorHAnsi" w:eastAsiaTheme="minorHAnsi" w:hAnsiTheme="minorHAnsi" w:cstheme="minorBidi"/>
+          <w:color w:val="auto"/>
+          <w:kern w:val="2"/>
+          <w:sz w:val="24"/>
+          <w:szCs w:val="24"/>
+          <w:lang w:eastAsia="en-US"/>
+          <w14:ligatures w14:val="standardContextual"/>
+        </w:rPr>
         <w:id w:val="81730214"/>
         <w:docPartObj>
           <w:docPartGallery w:val="Table of Contents"/>
@@ -136,15 +145,8 @@
       </w:sdtPr>
       <w:sdtEndPr>
         <w:rPr>
-          <w:rFonts w:asciiTheme="minorHAnsi" w:eastAsiaTheme="minorHAnsi" w:hAnsiTheme="minorHAnsi" w:cstheme="minorBidi"/>
           <w:b/>
           <w:bCs/>
-          <w:color w:val="auto"/>
-          <w:kern w:val="2"/>
-          <w:sz w:val="24"/>
-          <w:szCs w:val="24"/>
-          <w:lang w:eastAsia="en-US"/>
-          <w14:ligatures w14:val="standardContextual"/>
         </w:rPr>
       </w:sdtEndPr>
       <w:sdtContent>
@@ -2694,15 +2696,7 @@
           <w:sz w:val="28"/>
           <w:szCs w:val="28"/>
         </w:rPr>
-        <w:t>. Esta cantidad cubre la inversión inicial de 2.970 € y deja un "colchón" o fondo de maniobra de aproximadamente 5.000 € para imprevistos. No se buscarán socios externos inicialmente para mantener el control total y reducir costes financieros</w:t>
-      </w:r>
-      <w:r>
-        <w:rPr>
-          <w:rFonts w:asciiTheme="majorHAnsi" w:hAnsiTheme="majorHAnsi"/>
-          <w:sz w:val="28"/>
-          <w:szCs w:val="28"/>
-        </w:rPr>
-        <w:t>.</w:t>
+        <w:t>. Esta cantidad cubre la inversión inicial de 2.970 € y deja un "colchón" o fondo de maniobra de aproximadamente 5.000 € para imprevistos. No se buscarán socios externos inicialmente para mantener el control total y reducir costes financieros.</w:t>
       </w:r>
     </w:p>
     <w:p>
@@ -2901,25 +2895,7 @@
           <w:sz w:val="28"/>
           <w:szCs w:val="28"/>
         </w:rPr>
-        <w:t xml:space="preserve">Se solicitará la subvención de la Xunta de Galicia para la bonificación del 100% de la cuota de autónomos y se tramitarán ayudas como el "Kit Digital" (Fondos Next </w:t>
-      </w:r>
-      <w:proofErr w:type="spellStart"/>
-      <w:r>
-        <w:rPr>
-          <w:rFonts w:asciiTheme="majorHAnsi" w:hAnsiTheme="majorHAnsi"/>
-          <w:sz w:val="28"/>
-          <w:szCs w:val="28"/>
-        </w:rPr>
-        <w:t>Generation</w:t>
-      </w:r>
-      <w:proofErr w:type="spellEnd"/>
-      <w:r>
-        <w:rPr>
-          <w:rFonts w:asciiTheme="majorHAnsi" w:hAnsiTheme="majorHAnsi"/>
-          <w:sz w:val="28"/>
-          <w:szCs w:val="28"/>
-        </w:rPr>
-        <w:t>) para los proyectos de los clientes.</w:t>
+        <w:t>Se solicitará la subvención de la Xunta de Galicia para la bonificación del 100% de la cuota de autónomos y se tramitarán ayudas como el "Kit Digital" (Fondos Next Generation) para los proyectos de los clientes.</w:t>
       </w:r>
     </w:p>
     <w:p>
@@ -2996,7 +2972,7 @@
     <w:tbl>
       <w:tblPr>
         <w:tblStyle w:val="Tablaconcuadrcula"/>
-        <w:tblW w:w="10204" w:type="dxa"/>
+        <w:tblW w:w="10499" w:type="dxa"/>
         <w:tblBorders>
           <w:top w:val="single" w:sz="18" w:space="0" w:color="auto"/>
           <w:left w:val="single" w:sz="18" w:space="0" w:color="auto"/>
@@ -3008,10 +2984,11 @@
         <w:tblLook w:val="04A0" w:firstRow="1" w:lastRow="0" w:firstColumn="1" w:lastColumn="0" w:noHBand="0" w:noVBand="1"/>
       </w:tblPr>
       <w:tblGrid>
-        <w:gridCol w:w="2551"/>
-        <w:gridCol w:w="2551"/>
-        <w:gridCol w:w="2551"/>
-        <w:gridCol w:w="2551"/>
+        <w:gridCol w:w="1537"/>
+        <w:gridCol w:w="2409"/>
+        <w:gridCol w:w="1560"/>
+        <w:gridCol w:w="2935"/>
+        <w:gridCol w:w="2058"/>
       </w:tblGrid>
       <w:tr>
         <w:trPr>
@@ -3019,8 +2996,8 @@
         </w:trPr>
         <w:tc>
           <w:tcPr>
-            <w:tcW w:w="5102" w:type="dxa"/>
-            <w:gridSpan w:val="2"/>
+            <w:tcW w:w="5506" w:type="dxa"/>
+            <w:gridSpan w:val="3"/>
             <w:shd w:val="clear" w:color="auto" w:fill="A5C9EB" w:themeFill="text2" w:themeFillTint="40"/>
             <w:vAlign w:val="center"/>
           </w:tcPr>
@@ -3030,13 +3007,17 @@
               <w:jc w:val="center"/>
               <w:rPr>
                 <w:rFonts w:asciiTheme="majorHAnsi" w:hAnsiTheme="majorHAnsi"/>
-                <w:sz w:val="28"/>
-                <w:szCs w:val="28"/>
-              </w:rPr>
-            </w:pPr>
-            <w:r>
-              <w:rPr>
-                <w:rFonts w:asciiTheme="majorHAnsi" w:hAnsiTheme="majorHAnsi"/>
+                <w:b/>
+                <w:bCs/>
+                <w:sz w:val="28"/>
+                <w:szCs w:val="28"/>
+              </w:rPr>
+            </w:pPr>
+            <w:r>
+              <w:rPr>
+                <w:rFonts w:asciiTheme="majorHAnsi" w:hAnsiTheme="majorHAnsi"/>
+                <w:b/>
+                <w:bCs/>
                 <w:sz w:val="28"/>
                 <w:szCs w:val="28"/>
               </w:rPr>
@@ -3046,9 +3027,9 @@
         </w:tc>
         <w:tc>
           <w:tcPr>
-            <w:tcW w:w="5102" w:type="dxa"/>
+            <w:tcW w:w="4993" w:type="dxa"/>
             <w:gridSpan w:val="2"/>
-            <w:shd w:val="clear" w:color="auto" w:fill="8DD873" w:themeFill="accent6" w:themeFillTint="99"/>
+            <w:shd w:val="clear" w:color="auto" w:fill="AAE571"/>
             <w:vAlign w:val="center"/>
           </w:tcPr>
           <w:p>
@@ -3057,13 +3038,17 @@
               <w:jc w:val="center"/>
               <w:rPr>
                 <w:rFonts w:asciiTheme="majorHAnsi" w:hAnsiTheme="majorHAnsi"/>
-                <w:sz w:val="28"/>
-                <w:szCs w:val="28"/>
-              </w:rPr>
-            </w:pPr>
-            <w:r>
-              <w:rPr>
-                <w:rFonts w:asciiTheme="majorHAnsi" w:hAnsiTheme="majorHAnsi"/>
+                <w:b/>
+                <w:bCs/>
+                <w:sz w:val="28"/>
+                <w:szCs w:val="28"/>
+              </w:rPr>
+            </w:pPr>
+            <w:r>
+              <w:rPr>
+                <w:rFonts w:asciiTheme="majorHAnsi" w:hAnsiTheme="majorHAnsi"/>
+                <w:b/>
+                <w:bCs/>
                 <w:sz w:val="28"/>
                 <w:szCs w:val="28"/>
               </w:rPr>
@@ -3074,11 +3059,11 @@
       </w:tr>
       <w:tr>
         <w:trPr>
-          <w:trHeight w:val="858"/>
+          <w:trHeight w:val="1034"/>
         </w:trPr>
         <w:tc>
           <w:tcPr>
-            <w:tcW w:w="2551" w:type="dxa"/>
+            <w:tcW w:w="1537" w:type="dxa"/>
             <w:shd w:val="clear" w:color="auto" w:fill="A5C9EB" w:themeFill="text2" w:themeFillTint="40"/>
             <w:vAlign w:val="center"/>
           </w:tcPr>
@@ -3088,15 +3073,15 @@
               <w:jc w:val="center"/>
               <w:rPr>
                 <w:rFonts w:asciiTheme="majorHAnsi" w:hAnsiTheme="majorHAnsi"/>
-                <w:sz w:val="28"/>
-                <w:szCs w:val="28"/>
-              </w:rPr>
-            </w:pPr>
-            <w:r>
-              <w:rPr>
-                <w:rFonts w:asciiTheme="majorHAnsi" w:hAnsiTheme="majorHAnsi"/>
-                <w:sz w:val="28"/>
-                <w:szCs w:val="28"/>
+                <w:sz w:val="20"/>
+                <w:szCs w:val="20"/>
+              </w:rPr>
+            </w:pPr>
+            <w:r>
+              <w:rPr>
+                <w:rFonts w:asciiTheme="majorHAnsi" w:hAnsiTheme="majorHAnsi"/>
+                <w:sz w:val="20"/>
+                <w:szCs w:val="20"/>
               </w:rPr>
               <w:t>Equipos para procesos</w:t>
             </w:r>
@@ -3104,7 +3089,7 @@
         </w:tc>
         <w:tc>
           <w:tcPr>
-            <w:tcW w:w="2551" w:type="dxa"/>
+            <w:tcW w:w="2409" w:type="dxa"/>
             <w:shd w:val="clear" w:color="auto" w:fill="A5C9EB" w:themeFill="text2" w:themeFillTint="40"/>
             <w:vAlign w:val="center"/>
           </w:tcPr>
@@ -3114,24 +3099,86 @@
               <w:jc w:val="center"/>
               <w:rPr>
                 <w:rFonts w:asciiTheme="majorHAnsi" w:hAnsiTheme="majorHAnsi"/>
-                <w:sz w:val="28"/>
-                <w:szCs w:val="28"/>
-              </w:rPr>
-            </w:pPr>
-            <w:r>
-              <w:rPr>
-                <w:rFonts w:asciiTheme="majorHAnsi" w:hAnsiTheme="majorHAnsi"/>
-                <w:sz w:val="28"/>
-                <w:szCs w:val="28"/>
-              </w:rPr>
-              <w:t>2.020€</w:t>
+                <w:sz w:val="20"/>
+                <w:szCs w:val="20"/>
+              </w:rPr>
+            </w:pPr>
+            <w:r>
+              <w:rPr>
+                <w:rFonts w:asciiTheme="majorHAnsi" w:hAnsiTheme="majorHAnsi"/>
+                <w:sz w:val="20"/>
+                <w:szCs w:val="20"/>
+              </w:rPr>
+              <w:t>Portátil alta gama</w:t>
+            </w:r>
+            <w:r>
+              <w:rPr>
+                <w:rFonts w:asciiTheme="majorHAnsi" w:hAnsiTheme="majorHAnsi"/>
+                <w:sz w:val="20"/>
+                <w:szCs w:val="20"/>
+              </w:rPr>
+              <w:t xml:space="preserve">     1.200€</w:t>
+            </w:r>
+          </w:p>
+          <w:p>
+            <w:pPr>
+              <w:spacing w:line="276" w:lineRule="auto"/>
+              <w:jc w:val="center"/>
+              <w:rPr>
+                <w:rFonts w:asciiTheme="majorHAnsi" w:hAnsiTheme="majorHAnsi"/>
+                <w:sz w:val="20"/>
+                <w:szCs w:val="20"/>
+              </w:rPr>
+            </w:pPr>
+            <w:r>
+              <w:rPr>
+                <w:rFonts w:asciiTheme="majorHAnsi" w:hAnsiTheme="majorHAnsi"/>
+                <w:sz w:val="20"/>
+                <w:szCs w:val="20"/>
+              </w:rPr>
+              <w:t>Movil pruebas</w:t>
+            </w:r>
+            <w:r>
+              <w:rPr>
+                <w:rFonts w:asciiTheme="majorHAnsi" w:hAnsiTheme="majorHAnsi"/>
+                <w:sz w:val="20"/>
+                <w:szCs w:val="20"/>
+              </w:rPr>
+              <w:t xml:space="preserve">               100€</w:t>
+            </w:r>
+          </w:p>
+          <w:p>
+            <w:pPr>
+              <w:spacing w:line="276" w:lineRule="auto"/>
+              <w:jc w:val="center"/>
+              <w:rPr>
+                <w:rFonts w:asciiTheme="majorHAnsi" w:hAnsiTheme="majorHAnsi"/>
+                <w:sz w:val="20"/>
+                <w:szCs w:val="20"/>
+              </w:rPr>
+            </w:pPr>
+            <w:r>
+              <w:rPr>
+                <w:rFonts w:asciiTheme="majorHAnsi" w:hAnsiTheme="majorHAnsi"/>
+                <w:sz w:val="20"/>
+                <w:szCs w:val="20"/>
+              </w:rPr>
+              <w:t>Monitor secundario</w:t>
+            </w:r>
+            <w:r>
+              <w:rPr>
+                <w:rFonts w:asciiTheme="majorHAnsi" w:hAnsiTheme="majorHAnsi"/>
+                <w:sz w:val="20"/>
+                <w:szCs w:val="20"/>
+              </w:rPr>
+              <w:t xml:space="preserve">      70€</w:t>
             </w:r>
           </w:p>
         </w:tc>
         <w:tc>
           <w:tcPr>
-            <w:tcW w:w="2551" w:type="dxa"/>
-            <w:shd w:val="clear" w:color="auto" w:fill="8DD873" w:themeFill="accent6" w:themeFillTint="99"/>
+            <w:tcW w:w="1560" w:type="dxa"/>
+            <w:shd w:val="clear" w:color="auto" w:fill="A5C9EB" w:themeFill="text2" w:themeFillTint="40"/>
             <w:vAlign w:val="center"/>
           </w:tcPr>
           <w:p>
@@ -3150,14 +3197,14 @@
                 <w:sz w:val="28"/>
                 <w:szCs w:val="28"/>
               </w:rPr>
-              <w:t>Capital inicial (ahorros)</w:t>
+              <w:t>1.370 €</w:t>
             </w:r>
           </w:p>
         </w:tc>
         <w:tc>
           <w:tcPr>
-            <w:tcW w:w="2551" w:type="dxa"/>
-            <w:shd w:val="clear" w:color="auto" w:fill="8DD873" w:themeFill="accent6" w:themeFillTint="99"/>
+            <w:tcW w:w="2935" w:type="dxa"/>
+            <w:shd w:val="clear" w:color="auto" w:fill="AAE571"/>
             <w:vAlign w:val="center"/>
           </w:tcPr>
           <w:p>
@@ -3176,7 +3223,33 @@
                 <w:sz w:val="28"/>
                 <w:szCs w:val="28"/>
               </w:rPr>
-              <w:t>7.000€</w:t>
+              <w:t>Capital inicial (ahorros)</w:t>
+            </w:r>
+          </w:p>
+        </w:tc>
+        <w:tc>
+          <w:tcPr>
+            <w:tcW w:w="2058" w:type="dxa"/>
+            <w:shd w:val="clear" w:color="auto" w:fill="AAE571"/>
+            <w:vAlign w:val="center"/>
+          </w:tcPr>
+          <w:p>
+            <w:pPr>
+              <w:spacing w:line="276" w:lineRule="auto"/>
+              <w:jc w:val="center"/>
+              <w:rPr>
+                <w:rFonts w:asciiTheme="majorHAnsi" w:hAnsiTheme="majorHAnsi"/>
+                <w:sz w:val="28"/>
+                <w:szCs w:val="28"/>
+              </w:rPr>
+            </w:pPr>
+            <w:r>
+              <w:rPr>
+                <w:rFonts w:asciiTheme="majorHAnsi" w:hAnsiTheme="majorHAnsi"/>
+                <w:sz w:val="28"/>
+                <w:szCs w:val="28"/>
+              </w:rPr>
+              <w:t>7.050€</w:t>
             </w:r>
           </w:p>
         </w:tc>
@@ -3187,8 +3260,8 @@
         </w:trPr>
         <w:tc>
           <w:tcPr>
-            <w:tcW w:w="5102" w:type="dxa"/>
-            <w:gridSpan w:val="2"/>
+            <w:tcW w:w="5506" w:type="dxa"/>
+            <w:gridSpan w:val="3"/>
             <w:shd w:val="clear" w:color="auto" w:fill="E59EDC" w:themeFill="accent5" w:themeFillTint="66"/>
             <w:vAlign w:val="center"/>
           </w:tcPr>
@@ -3198,13 +3271,17 @@
               <w:jc w:val="center"/>
               <w:rPr>
                 <w:rFonts w:asciiTheme="majorHAnsi" w:hAnsiTheme="majorHAnsi"/>
-                <w:sz w:val="28"/>
-                <w:szCs w:val="28"/>
-              </w:rPr>
-            </w:pPr>
-            <w:r>
-              <w:rPr>
-                <w:rFonts w:asciiTheme="majorHAnsi" w:hAnsiTheme="majorHAnsi"/>
+                <w:b/>
+                <w:bCs/>
+                <w:sz w:val="28"/>
+                <w:szCs w:val="28"/>
+              </w:rPr>
+            </w:pPr>
+            <w:r>
+              <w:rPr>
+                <w:rFonts w:asciiTheme="majorHAnsi" w:hAnsiTheme="majorHAnsi"/>
+                <w:b/>
+                <w:bCs/>
                 <w:sz w:val="28"/>
                 <w:szCs w:val="28"/>
               </w:rPr>
@@ -3214,9 +3291,9 @@
         </w:tc>
         <w:tc>
           <w:tcPr>
-            <w:tcW w:w="5102" w:type="dxa"/>
+            <w:tcW w:w="4993" w:type="dxa"/>
             <w:gridSpan w:val="2"/>
-            <w:shd w:val="clear" w:color="auto" w:fill="FFCE3C"/>
+            <w:shd w:val="clear" w:color="auto" w:fill="FFC000"/>
             <w:vAlign w:val="center"/>
           </w:tcPr>
           <w:p>
@@ -3225,13 +3302,17 @@
               <w:jc w:val="center"/>
               <w:rPr>
                 <w:rFonts w:asciiTheme="majorHAnsi" w:hAnsiTheme="majorHAnsi"/>
-                <w:sz w:val="28"/>
-                <w:szCs w:val="28"/>
-              </w:rPr>
-            </w:pPr>
-            <w:r>
-              <w:rPr>
-                <w:rFonts w:asciiTheme="majorHAnsi" w:hAnsiTheme="majorHAnsi"/>
+                <w:b/>
+                <w:bCs/>
+                <w:sz w:val="28"/>
+                <w:szCs w:val="28"/>
+              </w:rPr>
+            </w:pPr>
+            <w:r>
+              <w:rPr>
+                <w:rFonts w:asciiTheme="majorHAnsi" w:hAnsiTheme="majorHAnsi"/>
+                <w:b/>
+                <w:bCs/>
                 <w:sz w:val="28"/>
                 <w:szCs w:val="28"/>
               </w:rPr>
@@ -3246,7 +3327,8 @@
         </w:trPr>
         <w:tc>
           <w:tcPr>
-            <w:tcW w:w="2551" w:type="dxa"/>
+            <w:tcW w:w="3946" w:type="dxa"/>
+            <w:gridSpan w:val="2"/>
             <w:shd w:val="clear" w:color="auto" w:fill="E59EDC" w:themeFill="accent5" w:themeFillTint="66"/>
             <w:vAlign w:val="center"/>
           </w:tcPr>
@@ -3263,8 +3345,8 @@
             <w:r>
               <w:rPr>
                 <w:rFonts w:asciiTheme="majorHAnsi" w:hAnsiTheme="majorHAnsi"/>
-                <w:sz w:val="28"/>
-                <w:szCs w:val="28"/>
+                <w:sz w:val="20"/>
+                <w:szCs w:val="20"/>
               </w:rPr>
               <w:t>Existencias (Servicios-Software)</w:t>
             </w:r>
@@ -3272,7 +3354,7 @@
         </w:tc>
         <w:tc>
           <w:tcPr>
-            <w:tcW w:w="2551" w:type="dxa"/>
+            <w:tcW w:w="1560" w:type="dxa"/>
             <w:shd w:val="clear" w:color="auto" w:fill="E59EDC" w:themeFill="accent5" w:themeFillTint="66"/>
             <w:vAlign w:val="center"/>
           </w:tcPr>
@@ -3298,8 +3380,8 @@
         </w:tc>
         <w:tc>
           <w:tcPr>
-            <w:tcW w:w="2551" w:type="dxa"/>
-            <w:shd w:val="clear" w:color="auto" w:fill="FFCE3C"/>
+            <w:tcW w:w="2935" w:type="dxa"/>
+            <w:shd w:val="clear" w:color="auto" w:fill="FFC000"/>
             <w:vAlign w:val="center"/>
           </w:tcPr>
           <w:p>
@@ -3315,8 +3397,6 @@
             <w:r>
               <w:rPr>
                 <w:rFonts w:asciiTheme="majorHAnsi" w:hAnsiTheme="majorHAnsi"/>
-                <w:sz w:val="28"/>
-                <w:szCs w:val="28"/>
               </w:rPr>
               <w:t>Deudas a largo plazo</w:t>
             </w:r>
@@ -3324,8 +3404,8 @@
         </w:tc>
         <w:tc>
           <w:tcPr>
-            <w:tcW w:w="2551" w:type="dxa"/>
-            <w:shd w:val="clear" w:color="auto" w:fill="FFCE3C"/>
+            <w:tcW w:w="2058" w:type="dxa"/>
+            <w:shd w:val="clear" w:color="auto" w:fill="FFC000"/>
             <w:vAlign w:val="center"/>
           </w:tcPr>
           <w:p>
@@ -3351,11 +3431,12 @@
       </w:tr>
       <w:tr>
         <w:trPr>
-          <w:trHeight w:val="990"/>
+          <w:trHeight w:val="643"/>
         </w:trPr>
         <w:tc>
           <w:tcPr>
-            <w:tcW w:w="2551" w:type="dxa"/>
+            <w:tcW w:w="3946" w:type="dxa"/>
+            <w:gridSpan w:val="2"/>
             <w:vMerge w:val="restart"/>
             <w:shd w:val="clear" w:color="auto" w:fill="E59EDC" w:themeFill="accent5" w:themeFillTint="66"/>
             <w:vAlign w:val="center"/>
@@ -3373,24 +3454,16 @@
             <w:r>
               <w:rPr>
                 <w:rFonts w:asciiTheme="majorHAnsi" w:hAnsiTheme="majorHAnsi"/>
-                <w:sz w:val="28"/>
-                <w:szCs w:val="28"/>
-              </w:rPr>
-              <w:t>Tesorería</w:t>
-            </w:r>
-            <w:r>
-              <w:rPr>
-                <w:rFonts w:asciiTheme="majorHAnsi" w:hAnsiTheme="majorHAnsi"/>
-                <w:sz w:val="28"/>
-                <w:szCs w:val="28"/>
-              </w:rPr>
-              <w:t xml:space="preserve"> (Banco y caja)</w:t>
+                <w:sz w:val="20"/>
+                <w:szCs w:val="20"/>
+              </w:rPr>
+              <w:t>Tesorería (Banco y caja)</w:t>
             </w:r>
           </w:p>
         </w:tc>
         <w:tc>
           <w:tcPr>
-            <w:tcW w:w="2551" w:type="dxa"/>
+            <w:tcW w:w="1560" w:type="dxa"/>
             <w:vMerge w:val="restart"/>
             <w:shd w:val="clear" w:color="auto" w:fill="E59EDC" w:themeFill="accent5" w:themeFillTint="66"/>
             <w:vAlign w:val="center"/>
@@ -3411,13 +3484,13 @@
                 <w:sz w:val="28"/>
                 <w:szCs w:val="28"/>
               </w:rPr>
-              <w:t>5.030€</w:t>
+              <w:t>5.680€</w:t>
             </w:r>
           </w:p>
         </w:tc>
         <w:tc>
           <w:tcPr>
-            <w:tcW w:w="5102" w:type="dxa"/>
+            <w:tcW w:w="4993" w:type="dxa"/>
             <w:gridSpan w:val="2"/>
             <w:shd w:val="clear" w:color="auto" w:fill="A2A2A2"/>
             <w:vAlign w:val="center"/>
@@ -3428,13 +3501,17 @@
               <w:jc w:val="center"/>
               <w:rPr>
                 <w:rFonts w:asciiTheme="majorHAnsi" w:hAnsiTheme="majorHAnsi"/>
-                <w:sz w:val="28"/>
-                <w:szCs w:val="28"/>
-              </w:rPr>
-            </w:pPr>
-            <w:r>
-              <w:rPr>
-                <w:rFonts w:asciiTheme="majorHAnsi" w:hAnsiTheme="majorHAnsi"/>
+                <w:b/>
+                <w:bCs/>
+                <w:sz w:val="28"/>
+                <w:szCs w:val="28"/>
+              </w:rPr>
+            </w:pPr>
+            <w:r>
+              <w:rPr>
+                <w:rFonts w:asciiTheme="majorHAnsi" w:hAnsiTheme="majorHAnsi"/>
+                <w:b/>
+                <w:bCs/>
                 <w:sz w:val="28"/>
                 <w:szCs w:val="28"/>
               </w:rPr>
@@ -3449,7 +3526,8 @@
         </w:trPr>
         <w:tc>
           <w:tcPr>
-            <w:tcW w:w="2551" w:type="dxa"/>
+            <w:tcW w:w="3946" w:type="dxa"/>
+            <w:gridSpan w:val="2"/>
             <w:vMerge/>
             <w:shd w:val="clear" w:color="auto" w:fill="E59EDC" w:themeFill="accent5" w:themeFillTint="66"/>
             <w:vAlign w:val="center"/>
@@ -3468,7 +3546,7 @@
         </w:tc>
         <w:tc>
           <w:tcPr>
-            <w:tcW w:w="2551" w:type="dxa"/>
+            <w:tcW w:w="1560" w:type="dxa"/>
             <w:vMerge/>
             <w:shd w:val="clear" w:color="auto" w:fill="E59EDC" w:themeFill="accent5" w:themeFillTint="66"/>
             <w:vAlign w:val="center"/>
@@ -3487,7 +3565,7 @@
         </w:tc>
         <w:tc>
           <w:tcPr>
-            <w:tcW w:w="2551" w:type="dxa"/>
+            <w:tcW w:w="2935" w:type="dxa"/>
             <w:shd w:val="clear" w:color="auto" w:fill="A2A2A2"/>
             <w:vAlign w:val="center"/>
           </w:tcPr>
@@ -3504,8 +3582,8 @@
             <w:r>
               <w:rPr>
                 <w:rFonts w:asciiTheme="majorHAnsi" w:hAnsiTheme="majorHAnsi"/>
-                <w:sz w:val="28"/>
-                <w:szCs w:val="28"/>
+                <w:sz w:val="22"/>
+                <w:szCs w:val="22"/>
               </w:rPr>
               <w:t>Deudas a corto plazo</w:t>
             </w:r>
@@ -3513,7 +3591,7 @@
         </w:tc>
         <w:tc>
           <w:tcPr>
-            <w:tcW w:w="2551" w:type="dxa"/>
+            <w:tcW w:w="2058" w:type="dxa"/>
             <w:shd w:val="clear" w:color="auto" w:fill="A2A2A2"/>
             <w:vAlign w:val="center"/>
           </w:tcPr>
@@ -3540,11 +3618,12 @@
       </w:tr>
       <w:tr>
         <w:trPr>
-          <w:trHeight w:val="567"/>
+          <w:trHeight w:val="941"/>
         </w:trPr>
         <w:tc>
           <w:tcPr>
-            <w:tcW w:w="2551" w:type="dxa"/>
+            <w:tcW w:w="3946" w:type="dxa"/>
+            <w:gridSpan w:val="2"/>
             <w:shd w:val="clear" w:color="auto" w:fill="C00000"/>
             <w:vAlign w:val="center"/>
           </w:tcPr>
@@ -3554,13 +3633,17 @@
               <w:jc w:val="center"/>
               <w:rPr>
                 <w:rFonts w:asciiTheme="majorHAnsi" w:hAnsiTheme="majorHAnsi"/>
-                <w:sz w:val="28"/>
-                <w:szCs w:val="28"/>
-              </w:rPr>
-            </w:pPr>
-            <w:r>
-              <w:rPr>
-                <w:rFonts w:asciiTheme="majorHAnsi" w:hAnsiTheme="majorHAnsi"/>
+                <w:b/>
+                <w:bCs/>
+                <w:sz w:val="28"/>
+                <w:szCs w:val="28"/>
+              </w:rPr>
+            </w:pPr>
+            <w:r>
+              <w:rPr>
+                <w:rFonts w:asciiTheme="majorHAnsi" w:hAnsiTheme="majorHAnsi"/>
+                <w:b/>
+                <w:bCs/>
                 <w:sz w:val="28"/>
                 <w:szCs w:val="28"/>
               </w:rPr>
@@ -3570,7 +3653,7 @@
         </w:tc>
         <w:tc>
           <w:tcPr>
-            <w:tcW w:w="2551" w:type="dxa"/>
+            <w:tcW w:w="1560" w:type="dxa"/>
             <w:shd w:val="clear" w:color="auto" w:fill="C00000"/>
             <w:vAlign w:val="center"/>
           </w:tcPr>
@@ -3580,23 +3663,47 @@
               <w:jc w:val="center"/>
               <w:rPr>
                 <w:rFonts w:asciiTheme="majorHAnsi" w:hAnsiTheme="majorHAnsi"/>
-                <w:sz w:val="28"/>
-                <w:szCs w:val="28"/>
-              </w:rPr>
-            </w:pPr>
-            <w:r>
-              <w:rPr>
-                <w:rFonts w:asciiTheme="majorHAnsi" w:hAnsiTheme="majorHAnsi"/>
-                <w:sz w:val="28"/>
-                <w:szCs w:val="28"/>
-              </w:rPr>
-              <w:t>7.070€</w:t>
+                <w:b/>
+                <w:bCs/>
+                <w:sz w:val="28"/>
+                <w:szCs w:val="28"/>
+              </w:rPr>
+            </w:pPr>
+            <w:r>
+              <w:rPr>
+                <w:rFonts w:asciiTheme="majorHAnsi" w:hAnsiTheme="majorHAnsi"/>
+                <w:b/>
+                <w:bCs/>
+                <w:sz w:val="28"/>
+                <w:szCs w:val="28"/>
+              </w:rPr>
+              <w:t>7.0</w:t>
+            </w:r>
+            <w:r>
+              <w:rPr>
+                <w:rFonts w:asciiTheme="majorHAnsi" w:hAnsiTheme="majorHAnsi"/>
+                <w:b/>
+                <w:bCs/>
+                <w:sz w:val="28"/>
+                <w:szCs w:val="28"/>
+              </w:rPr>
+              <w:t>5</w:t>
+            </w:r>
+            <w:r>
+              <w:rPr>
+                <w:rFonts w:asciiTheme="majorHAnsi" w:hAnsiTheme="majorHAnsi"/>
+                <w:b/>
+                <w:bCs/>
+                <w:sz w:val="28"/>
+                <w:szCs w:val="28"/>
+              </w:rPr>
+              <w:t>0€</w:t>
             </w:r>
           </w:p>
         </w:tc>
         <w:tc>
           <w:tcPr>
-            <w:tcW w:w="2551" w:type="dxa"/>
+            <w:tcW w:w="2935" w:type="dxa"/>
             <w:shd w:val="clear" w:color="auto" w:fill="C00000"/>
             <w:vAlign w:val="center"/>
           </w:tcPr>
@@ -3606,13 +3713,17 @@
               <w:jc w:val="center"/>
               <w:rPr>
                 <w:rFonts w:asciiTheme="majorHAnsi" w:hAnsiTheme="majorHAnsi"/>
-                <w:sz w:val="28"/>
-                <w:szCs w:val="28"/>
-              </w:rPr>
-            </w:pPr>
-            <w:r>
-              <w:rPr>
-                <w:rFonts w:asciiTheme="majorHAnsi" w:hAnsiTheme="majorHAnsi"/>
+                <w:b/>
+                <w:bCs/>
+                <w:sz w:val="28"/>
+                <w:szCs w:val="28"/>
+              </w:rPr>
+            </w:pPr>
+            <w:r>
+              <w:rPr>
+                <w:rFonts w:asciiTheme="majorHAnsi" w:hAnsiTheme="majorHAnsi"/>
+                <w:b/>
+                <w:bCs/>
                 <w:sz w:val="28"/>
                 <w:szCs w:val="28"/>
               </w:rPr>
@@ -3622,7 +3733,7 @@
         </w:tc>
         <w:tc>
           <w:tcPr>
-            <w:tcW w:w="2551" w:type="dxa"/>
+            <w:tcW w:w="2058" w:type="dxa"/>
             <w:shd w:val="clear" w:color="auto" w:fill="C00000"/>
             <w:vAlign w:val="center"/>
           </w:tcPr>
@@ -3632,17 +3743,41 @@
               <w:jc w:val="center"/>
               <w:rPr>
                 <w:rFonts w:asciiTheme="majorHAnsi" w:hAnsiTheme="majorHAnsi"/>
-                <w:sz w:val="28"/>
-                <w:szCs w:val="28"/>
-              </w:rPr>
-            </w:pPr>
-            <w:r>
-              <w:rPr>
-                <w:rFonts w:asciiTheme="majorHAnsi" w:hAnsiTheme="majorHAnsi"/>
-                <w:sz w:val="28"/>
-                <w:szCs w:val="28"/>
-              </w:rPr>
-              <w:t>7.000€</w:t>
+                <w:b/>
+                <w:bCs/>
+                <w:sz w:val="28"/>
+                <w:szCs w:val="28"/>
+              </w:rPr>
+            </w:pPr>
+            <w:r>
+              <w:rPr>
+                <w:rFonts w:asciiTheme="majorHAnsi" w:hAnsiTheme="majorHAnsi"/>
+                <w:b/>
+                <w:bCs/>
+                <w:sz w:val="28"/>
+                <w:szCs w:val="28"/>
+              </w:rPr>
+              <w:t>7.0</w:t>
+            </w:r>
+            <w:r>
+              <w:rPr>
+                <w:rFonts w:asciiTheme="majorHAnsi" w:hAnsiTheme="majorHAnsi"/>
+                <w:b/>
+                <w:bCs/>
+                <w:sz w:val="28"/>
+                <w:szCs w:val="28"/>
+              </w:rPr>
+              <w:t>5</w:t>
+            </w:r>
+            <w:r>
+              <w:rPr>
+                <w:rFonts w:asciiTheme="majorHAnsi" w:hAnsiTheme="majorHAnsi"/>
+                <w:b/>
+                <w:bCs/>
+                <w:sz w:val="28"/>
+                <w:szCs w:val="28"/>
+              </w:rPr>
+              <w:t>0€</w:t>
             </w:r>
           </w:p>
         </w:tc>
@@ -5426,6 +5561,7 @@
   <w:style w:type="character" w:default="1" w:styleId="Fuentedeprrafopredeter">
     <w:name w:val="Default Paragraph Font"/>
     <w:uiPriority w:val="1"/>
+    <w:semiHidden/>
     <w:unhideWhenUsed/>
   </w:style>
   <w:style w:type="table" w:default="1" w:styleId="Tablanormal">
